--- a/1/cours 1/1 cours 1.docx
+++ b/1/cours 1/1 cours 1.docx
@@ -1302,6 +1302,7 @@
             <w:pPr>
               <w:pStyle w:val="Paragraphedeliste"/>
               <w:spacing w:line="276" w:lineRule="auto"/>
+              <w:ind w:left="0"/>
               <w:jc w:val="right"/>
               <w:rPr>
                 <w:sz w:val="28"/>
@@ -1431,6 +1432,261 @@
                 <w:lang w:bidi="ar-DZ"/>
               </w:rPr>
               <w:t xml:space="preserve"> :</w:t>
+            </w:r>
+            <w:proofErr w:type="gramEnd"/>
+          </w:p>
+          <w:p>
+            <w:pPr>
+              <w:pStyle w:val="Paragraphedeliste"/>
+              <w:spacing w:line="276" w:lineRule="auto"/>
+              <w:ind w:left="0"/>
+              <w:jc w:val="right"/>
+              <w:rPr>
+                <w:sz w:val="28"/>
+                <w:szCs w:val="28"/>
+                <w:rtl/>
+                <w:lang w:bidi="ar-DZ"/>
+              </w:rPr>
+            </w:pPr>
+            <w:proofErr w:type="gramStart"/>
+            <w:r>
+              <w:rPr>
+                <w:rFonts w:hint="cs"/>
+                <w:sz w:val="28"/>
+                <w:szCs w:val="28"/>
+                <w:rtl/>
+                <w:lang w:bidi="ar-DZ"/>
+              </w:rPr>
+              <w:t>وهي  العناصر</w:t>
+            </w:r>
+            <w:proofErr w:type="gramEnd"/>
+            <w:r>
+              <w:rPr>
+                <w:rFonts w:hint="cs"/>
+                <w:sz w:val="28"/>
+                <w:szCs w:val="28"/>
+                <w:rtl/>
+                <w:lang w:bidi="ar-DZ"/>
+              </w:rPr>
+              <w:t xml:space="preserve"> الغير المادية، تتمثل في مجموعة من الأوامر و التعليمات التي ينفذها الحاسوب ليشتغل بشكل جيد و ينجز العمل المطلوب.</w:t>
+            </w:r>
+          </w:p>
+          <w:p>
+            <w:pPr>
+              <w:pStyle w:val="Paragraphedeliste"/>
+              <w:spacing w:line="276" w:lineRule="auto"/>
+              <w:jc w:val="right"/>
+              <w:rPr>
+                <w:sz w:val="28"/>
+                <w:szCs w:val="28"/>
+                <w:rtl/>
+                <w:lang w:bidi="ar-DZ"/>
+              </w:rPr>
+            </w:pPr>
+          </w:p>
+          <w:p>
+            <w:pPr>
+              <w:pStyle w:val="Paragraphedeliste"/>
+              <w:spacing w:line="276" w:lineRule="auto"/>
+              <w:jc w:val="right"/>
+              <w:rPr>
+                <w:color w:val="FF0000"/>
+                <w:sz w:val="28"/>
+                <w:szCs w:val="28"/>
+                <w:rtl/>
+                <w:lang w:bidi="ar-DZ"/>
+              </w:rPr>
+            </w:pPr>
+            <w:r>
+              <w:rPr>
+                <w:rFonts w:hint="cs"/>
+                <w:color w:val="FF0000"/>
+                <w:sz w:val="28"/>
+                <w:szCs w:val="28"/>
+                <w:rtl/>
+                <w:lang w:bidi="ar-DZ"/>
+              </w:rPr>
+              <w:t xml:space="preserve">3 </w:t>
+            </w:r>
+            <w:r>
+              <w:rPr>
+                <w:color w:val="FF0000"/>
+                <w:sz w:val="28"/>
+                <w:szCs w:val="28"/>
+                <w:rtl/>
+                <w:lang w:bidi="ar-DZ"/>
+              </w:rPr>
+              <w:t>–</w:t>
+            </w:r>
+            <w:r>
+              <w:rPr>
+                <w:rFonts w:hint="cs"/>
+                <w:color w:val="FF0000"/>
+                <w:sz w:val="28"/>
+                <w:szCs w:val="28"/>
+                <w:rtl/>
+                <w:lang w:bidi="ar-DZ"/>
+              </w:rPr>
+              <w:t xml:space="preserve"> تعريف </w:t>
+            </w:r>
+            <w:proofErr w:type="gramStart"/>
+            <w:r>
+              <w:rPr>
+                <w:rFonts w:hint="cs"/>
+                <w:color w:val="FF0000"/>
+                <w:sz w:val="28"/>
+                <w:szCs w:val="28"/>
+                <w:rtl/>
+                <w:lang w:bidi="ar-DZ"/>
+              </w:rPr>
+              <w:t>الحاسوب :</w:t>
+            </w:r>
+            <w:proofErr w:type="gramEnd"/>
+          </w:p>
+          <w:p>
+            <w:pPr>
+              <w:pStyle w:val="Paragraphedeliste"/>
+              <w:spacing w:line="276" w:lineRule="auto"/>
+              <w:ind w:left="0"/>
+              <w:jc w:val="right"/>
+              <w:rPr>
+                <w:sz w:val="28"/>
+                <w:szCs w:val="28"/>
+                <w:rtl/>
+                <w:lang w:bidi="ar-DZ"/>
+              </w:rPr>
+            </w:pPr>
+            <w:r>
+              <w:rPr>
+                <w:rFonts w:hint="cs"/>
+                <w:sz w:val="28"/>
+                <w:szCs w:val="28"/>
+                <w:rtl/>
+                <w:lang w:bidi="ar-DZ"/>
+              </w:rPr>
+              <w:t xml:space="preserve">هو جهاز إلكتروني قابل للبرمجة يسمح بإدخال المعلومات، </w:t>
+            </w:r>
+            <w:r>
+              <w:rPr>
+                <w:rFonts w:hint="cs"/>
+                <w:sz w:val="28"/>
+                <w:szCs w:val="28"/>
+                <w:rtl/>
+                <w:lang w:bidi="ar-DZ"/>
+              </w:rPr>
+              <w:t>ت</w:t>
+            </w:r>
+            <w:r>
+              <w:rPr>
+                <w:rFonts w:hint="cs"/>
+                <w:sz w:val="28"/>
+                <w:szCs w:val="28"/>
+                <w:rtl/>
+                <w:lang w:bidi="ar-DZ"/>
+              </w:rPr>
+              <w:t xml:space="preserve">خزينها، معالجتها </w:t>
+            </w:r>
+            <w:proofErr w:type="gramStart"/>
+            <w:r>
+              <w:rPr>
+                <w:rFonts w:hint="cs"/>
+                <w:sz w:val="28"/>
+                <w:szCs w:val="28"/>
+                <w:rtl/>
+                <w:lang w:bidi="ar-DZ"/>
+              </w:rPr>
+              <w:t>و كذا</w:t>
+            </w:r>
+            <w:proofErr w:type="gramEnd"/>
+            <w:r>
+              <w:rPr>
+                <w:rFonts w:hint="cs"/>
+                <w:sz w:val="28"/>
+                <w:szCs w:val="28"/>
+                <w:rtl/>
+                <w:lang w:bidi="ar-DZ"/>
+              </w:rPr>
+              <w:t xml:space="preserve"> إخراجها.</w:t>
+            </w:r>
+            <w:r>
+              <w:rPr>
+                <w:rFonts w:hint="cs"/>
+                <w:sz w:val="28"/>
+                <w:szCs w:val="28"/>
+                <w:rtl/>
+                <w:lang w:bidi="ar-DZ"/>
+              </w:rPr>
+              <w:t xml:space="preserve"> </w:t>
+            </w:r>
+          </w:p>
+          <w:p>
+            <w:pPr>
+              <w:pStyle w:val="Paragraphedeliste"/>
+              <w:spacing w:line="276" w:lineRule="auto"/>
+              <w:jc w:val="right"/>
+              <w:rPr>
+                <w:sz w:val="28"/>
+                <w:szCs w:val="28"/>
+                <w:rtl/>
+                <w:lang w:bidi="ar-DZ"/>
+              </w:rPr>
+            </w:pPr>
+          </w:p>
+          <w:p>
+            <w:pPr>
+              <w:pStyle w:val="Paragraphedeliste"/>
+              <w:spacing w:line="276" w:lineRule="auto"/>
+              <w:jc w:val="right"/>
+              <w:rPr>
+                <w:color w:val="FF0000"/>
+                <w:sz w:val="28"/>
+                <w:szCs w:val="28"/>
+                <w:lang w:bidi="ar-DZ"/>
+              </w:rPr>
+            </w:pPr>
+            <w:r>
+              <w:rPr>
+                <w:rFonts w:hint="cs"/>
+                <w:color w:val="FF0000"/>
+                <w:sz w:val="28"/>
+                <w:szCs w:val="28"/>
+                <w:rtl/>
+                <w:lang w:bidi="ar-DZ"/>
+              </w:rPr>
+              <w:t xml:space="preserve">4 </w:t>
+            </w:r>
+            <w:r>
+              <w:rPr>
+                <w:color w:val="FF0000"/>
+                <w:sz w:val="28"/>
+                <w:szCs w:val="28"/>
+                <w:rtl/>
+                <w:lang w:bidi="ar-DZ"/>
+              </w:rPr>
+              <w:t>–</w:t>
+            </w:r>
+            <w:r>
+              <w:rPr>
+                <w:rFonts w:hint="cs"/>
+                <w:color w:val="FF0000"/>
+                <w:sz w:val="28"/>
+                <w:szCs w:val="28"/>
+                <w:rtl/>
+                <w:lang w:bidi="ar-DZ"/>
+              </w:rPr>
+              <w:t xml:space="preserve"> مخطط عمل </w:t>
+            </w:r>
+            <w:proofErr w:type="gramStart"/>
+            <w:r>
+              <w:rPr>
+                <w:rFonts w:hint="cs"/>
+                <w:color w:val="FF0000"/>
+                <w:sz w:val="28"/>
+                <w:szCs w:val="28"/>
+                <w:rtl/>
+                <w:lang w:bidi="ar-DZ"/>
+              </w:rPr>
+              <w:t>الحاسوب :</w:t>
             </w:r>
             <w:proofErr w:type="gramEnd"/>
           </w:p>
@@ -1440,253 +1696,15 @@
               <w:spacing w:line="276" w:lineRule="auto"/>
               <w:jc w:val="right"/>
               <w:rPr>
+                <w:color w:val="FF0000"/>
                 <w:sz w:val="28"/>
                 <w:szCs w:val="28"/>
                 <w:rtl/>
                 <w:lang w:bidi="ar-DZ"/>
               </w:rPr>
             </w:pPr>
-            <w:proofErr w:type="gramStart"/>
-            <w:r>
-              <w:rPr>
-                <w:rFonts w:hint="cs"/>
-                <w:sz w:val="28"/>
-                <w:szCs w:val="28"/>
-                <w:rtl/>
-                <w:lang w:bidi="ar-DZ"/>
-              </w:rPr>
-              <w:t>وهي  العناصر</w:t>
-            </w:r>
-            <w:proofErr w:type="gramEnd"/>
-            <w:r>
-              <w:rPr>
-                <w:rFonts w:hint="cs"/>
-                <w:sz w:val="28"/>
-                <w:szCs w:val="28"/>
-                <w:rtl/>
-                <w:lang w:bidi="ar-DZ"/>
-              </w:rPr>
-              <w:t xml:space="preserve"> الغير المادية، تتمثل في مجموعة من الأوامر و التعليمات التي ينفذها الحاسوب ليشتغل بشكل جيد و ينجز العمل المطلوب.</w:t>
-            </w:r>
-          </w:p>
-          <w:p>
-            <w:pPr>
-              <w:pStyle w:val="Paragraphedeliste"/>
-              <w:spacing w:line="276" w:lineRule="auto"/>
-              <w:jc w:val="right"/>
-              <w:rPr>
-                <w:sz w:val="28"/>
-                <w:szCs w:val="28"/>
-                <w:rtl/>
-                <w:lang w:bidi="ar-DZ"/>
-              </w:rPr>
-            </w:pPr>
-          </w:p>
-          <w:p>
-            <w:pPr>
-              <w:pStyle w:val="Paragraphedeliste"/>
-              <w:spacing w:line="276" w:lineRule="auto"/>
-              <w:jc w:val="right"/>
-              <w:rPr>
-                <w:color w:val="FF0000"/>
-                <w:sz w:val="28"/>
-                <w:szCs w:val="28"/>
-                <w:rtl/>
-                <w:lang w:bidi="ar-DZ"/>
-              </w:rPr>
-            </w:pPr>
-            <w:r>
-              <w:rPr>
-                <w:rFonts w:hint="cs"/>
-                <w:color w:val="FF0000"/>
-                <w:sz w:val="28"/>
-                <w:szCs w:val="28"/>
-                <w:rtl/>
-                <w:lang w:bidi="ar-DZ"/>
-              </w:rPr>
-              <w:t xml:space="preserve">3 </w:t>
-            </w:r>
-            <w:r>
-              <w:rPr>
-                <w:color w:val="FF0000"/>
-                <w:sz w:val="28"/>
-                <w:szCs w:val="28"/>
-                <w:rtl/>
-                <w:lang w:bidi="ar-DZ"/>
-              </w:rPr>
-              <w:t>–</w:t>
-            </w:r>
-            <w:r>
-              <w:rPr>
-                <w:rFonts w:hint="cs"/>
-                <w:color w:val="FF0000"/>
-                <w:sz w:val="28"/>
-                <w:szCs w:val="28"/>
-                <w:rtl/>
-                <w:lang w:bidi="ar-DZ"/>
-              </w:rPr>
-              <w:t xml:space="preserve"> تعريف </w:t>
-            </w:r>
-            <w:proofErr w:type="gramStart"/>
-            <w:r>
-              <w:rPr>
-                <w:rFonts w:hint="cs"/>
-                <w:color w:val="FF0000"/>
-                <w:sz w:val="28"/>
-                <w:szCs w:val="28"/>
-                <w:rtl/>
-                <w:lang w:bidi="ar-DZ"/>
-              </w:rPr>
-              <w:t>الحاسوب :</w:t>
-            </w:r>
-            <w:proofErr w:type="gramEnd"/>
-          </w:p>
-          <w:p>
-            <w:pPr>
-              <w:pStyle w:val="Paragraphedeliste"/>
-              <w:spacing w:line="276" w:lineRule="auto"/>
-              <w:jc w:val="right"/>
-              <w:rPr>
-                <w:sz w:val="28"/>
-                <w:szCs w:val="28"/>
-                <w:rtl/>
-                <w:lang w:bidi="ar-DZ"/>
-              </w:rPr>
-            </w:pPr>
-            <w:r>
-              <w:rPr>
-                <w:rFonts w:hint="cs"/>
-                <w:sz w:val="28"/>
-                <w:szCs w:val="28"/>
-                <w:rtl/>
-                <w:lang w:bidi="ar-DZ"/>
-              </w:rPr>
-              <w:t xml:space="preserve">هو جهاز إلكتروني قابل للبرمجة يسمح بإدخال المعلومات، </w:t>
-            </w:r>
-            <w:r>
-              <w:rPr>
-                <w:rFonts w:hint="cs"/>
-                <w:sz w:val="28"/>
-                <w:szCs w:val="28"/>
-                <w:rtl/>
-                <w:lang w:bidi="ar-DZ"/>
-              </w:rPr>
-              <w:t>ت</w:t>
-            </w:r>
-            <w:r>
-              <w:rPr>
-                <w:rFonts w:hint="cs"/>
-                <w:sz w:val="28"/>
-                <w:szCs w:val="28"/>
-                <w:rtl/>
-                <w:lang w:bidi="ar-DZ"/>
-              </w:rPr>
-              <w:t xml:space="preserve">خزينها، معالجتها </w:t>
-            </w:r>
-            <w:proofErr w:type="gramStart"/>
-            <w:r>
-              <w:rPr>
-                <w:rFonts w:hint="cs"/>
-                <w:sz w:val="28"/>
-                <w:szCs w:val="28"/>
-                <w:rtl/>
-                <w:lang w:bidi="ar-DZ"/>
-              </w:rPr>
-              <w:t>و كذا</w:t>
-            </w:r>
-            <w:proofErr w:type="gramEnd"/>
-            <w:r>
-              <w:rPr>
-                <w:rFonts w:hint="cs"/>
-                <w:sz w:val="28"/>
-                <w:szCs w:val="28"/>
-                <w:rtl/>
-                <w:lang w:bidi="ar-DZ"/>
-              </w:rPr>
-              <w:t xml:space="preserve"> إخراجها.</w:t>
-            </w:r>
-            <w:r>
-              <w:rPr>
-                <w:rFonts w:hint="cs"/>
-                <w:sz w:val="28"/>
-                <w:szCs w:val="28"/>
-                <w:rtl/>
-                <w:lang w:bidi="ar-DZ"/>
-              </w:rPr>
-              <w:t xml:space="preserve"> </w:t>
-            </w:r>
-          </w:p>
-          <w:p>
-            <w:pPr>
-              <w:pStyle w:val="Paragraphedeliste"/>
-              <w:spacing w:line="276" w:lineRule="auto"/>
-              <w:jc w:val="right"/>
-              <w:rPr>
-                <w:sz w:val="28"/>
-                <w:szCs w:val="28"/>
-                <w:rtl/>
-                <w:lang w:bidi="ar-DZ"/>
-              </w:rPr>
-            </w:pPr>
-          </w:p>
-          <w:p>
-            <w:pPr>
-              <w:pStyle w:val="Paragraphedeliste"/>
-              <w:spacing w:line="276" w:lineRule="auto"/>
-              <w:jc w:val="right"/>
-              <w:rPr>
-                <w:color w:val="FF0000"/>
-                <w:sz w:val="28"/>
-                <w:szCs w:val="28"/>
-                <w:rtl/>
-                <w:lang w:bidi="ar-DZ"/>
-              </w:rPr>
-            </w:pPr>
-            <w:r>
-              <w:rPr>
-                <w:rFonts w:hint="cs"/>
-                <w:color w:val="FF0000"/>
-                <w:sz w:val="28"/>
-                <w:szCs w:val="28"/>
-                <w:rtl/>
-                <w:lang w:bidi="ar-DZ"/>
-              </w:rPr>
-              <w:t xml:space="preserve">4 </w:t>
-            </w:r>
-            <w:r>
-              <w:rPr>
-                <w:color w:val="FF0000"/>
-                <w:sz w:val="28"/>
-                <w:szCs w:val="28"/>
-                <w:rtl/>
-                <w:lang w:bidi="ar-DZ"/>
-              </w:rPr>
-              <w:t>–</w:t>
-            </w:r>
-            <w:r>
-              <w:rPr>
-                <w:rFonts w:hint="cs"/>
-                <w:color w:val="FF0000"/>
-                <w:sz w:val="28"/>
-                <w:szCs w:val="28"/>
-                <w:rtl/>
-                <w:lang w:bidi="ar-DZ"/>
-              </w:rPr>
-              <w:t xml:space="preserve"> مخطط عمل </w:t>
-            </w:r>
-            <w:proofErr w:type="gramStart"/>
-            <w:r>
-              <w:rPr>
-                <w:rFonts w:hint="cs"/>
-                <w:color w:val="FF0000"/>
-                <w:sz w:val="28"/>
-                <w:szCs w:val="28"/>
-                <w:rtl/>
-                <w:lang w:bidi="ar-DZ"/>
-              </w:rPr>
-              <w:t>الحاسوب :</w:t>
-            </w:r>
-            <w:proofErr w:type="gramEnd"/>
+            <w:bookmarkStart w:id="0" w:name="_GoBack"/>
+            <w:bookmarkEnd w:id="0"/>
           </w:p>
           <w:p>
             <w:pPr>
@@ -2499,10 +2517,7 @@
         <w:spacing w:line="240" w:lineRule="auto"/>
       </w:pPr>
     </w:p>
-    <w:p>
-      <w:bookmarkStart w:id="0" w:name="_GoBack"/>
-      <w:bookmarkEnd w:id="0"/>
-    </w:p>
+    <w:p/>
     <w:sectPr>
       <w:pgSz w:w="11906" w:h="16838"/>
       <w:pgMar w:top="567" w:right="720" w:bottom="720" w:left="567" w:header="709" w:footer="709" w:gutter="0"/>
@@ -4630,7 +4645,7 @@
 </file>
 
 <file path=customXml/itemProps1.xml><?xml version="1.0" encoding="utf-8"?>
-<ds:datastoreItem xmlns:ds="http://schemas.openxmlformats.org/officeDocument/2006/customXml" ds:itemID="{E5A27179-D51D-4FCC-BC52-6723EF6381D1}">
+<ds:datastoreItem xmlns:ds="http://schemas.openxmlformats.org/officeDocument/2006/customXml" ds:itemID="{7E1CCB88-7557-45EF-9788-06D173A8C719}">
   <ds:schemaRefs>
     <ds:schemaRef ds:uri="http://schemas.openxmlformats.org/officeDocument/2006/bibliography"/>
   </ds:schemaRefs>
